--- a/Plan.docx
+++ b/Plan.docx
@@ -1260,7 +1260,19 @@
           <w:sz w:val="48"/>
           <w:szCs w:val="48"/>
         </w:rPr>
-        <w:t xml:space="preserve"> PHASE 1 — BACKEND FOUNDATION (CORE ENGINE) (Days 2–4)</w:t>
+        <w:t xml:space="preserve"> </w:t>
+      </w:r>
+      <w:r>
+        <w:rPr>
+          <w:rFonts w:ascii="Times New Roman" w:eastAsia="Times New Roman" w:hAnsi="Times New Roman" w:cs="Times New Roman"/>
+          <w:b/>
+          <w:bCs/>
+          <w:kern w:val="36"/>
+          <w:sz w:val="48"/>
+          <w:szCs w:val="48"/>
+          <w:highlight w:val="green"/>
+        </w:rPr>
+        <w:t>PHASE 1 — BACKEND FOUNDATION (CORE ENGINE) (Days 2–4)</w:t>
       </w:r>
     </w:p>
     <w:p>
@@ -2469,8 +2481,6 @@
         </w:rPr>
         <w:t>PHASE 2 — FRONTEND FOUNDATION (Days 5–7)</w:t>
       </w:r>
-      <w:bookmarkStart w:id="0" w:name="_GoBack"/>
-      <w:bookmarkEnd w:id="0"/>
     </w:p>
     <w:p>
       <w:pPr>
@@ -3037,547 +3047,9 @@
           <w:sz w:val="48"/>
           <w:szCs w:val="48"/>
         </w:rPr>
-        <w:t xml:space="preserve"> PHASE 3 — EMPLOYEE PANEL (Days 8–10)</w:t>
-      </w:r>
-    </w:p>
-    <w:p>
-      <w:pPr>
-        <w:spacing w:before="100" w:beforeAutospacing="1" w:after="100" w:afterAutospacing="1" w:line="240" w:lineRule="auto"/>
-        <w:outlineLvl w:val="2"/>
-        <w:rPr>
-          <w:rFonts w:ascii="Times New Roman" w:eastAsia="Times New Roman" w:hAnsi="Times New Roman" w:cs="Times New Roman"/>
-          <w:b/>
-          <w:bCs/>
-          <w:sz w:val="27"/>
-          <w:szCs w:val="27"/>
-        </w:rPr>
-      </w:pPr>
-      <w:r>
-        <w:rPr>
-          <w:rFonts w:ascii="Times New Roman" w:eastAsia="Times New Roman" w:hAnsi="Times New Roman" w:cs="Times New Roman"/>
-          <w:b/>
-          <w:bCs/>
-          <w:sz w:val="27"/>
-          <w:szCs w:val="27"/>
-        </w:rPr>
-        <w:t>Step 3.1 — Platform Task &amp; Keyword Viewer</w:t>
-      </w:r>
-    </w:p>
-    <w:p>
-      <w:pPr>
-        <w:spacing w:before="100" w:beforeAutospacing="1" w:after="100" w:afterAutospacing="1" w:line="240" w:lineRule="auto"/>
-        <w:rPr>
-          <w:rFonts w:ascii="Times New Roman" w:eastAsia="Times New Roman" w:hAnsi="Times New Roman" w:cs="Times New Roman"/>
-          <w:sz w:val="24"/>
-          <w:szCs w:val="24"/>
-        </w:rPr>
-      </w:pPr>
-      <w:r>
-        <w:rPr>
-          <w:rFonts w:ascii="Times New Roman" w:eastAsia="Times New Roman" w:hAnsi="Times New Roman" w:cs="Times New Roman"/>
-          <w:sz w:val="24"/>
-          <w:szCs w:val="24"/>
-        </w:rPr>
-        <w:t>Employee can view:</w:t>
-      </w:r>
-    </w:p>
-    <w:p>
-      <w:pPr>
-        <w:numPr>
-          <w:ilvl w:val="0"/>
-          <w:numId w:val="10"/>
-        </w:numPr>
-        <w:spacing w:before="100" w:beforeAutospacing="1" w:after="100" w:afterAutospacing="1" w:line="240" w:lineRule="auto"/>
-        <w:rPr>
-          <w:rFonts w:ascii="Times New Roman" w:eastAsia="Times New Roman" w:hAnsi="Times New Roman" w:cs="Times New Roman"/>
-          <w:sz w:val="24"/>
-          <w:szCs w:val="24"/>
-        </w:rPr>
-      </w:pPr>
-      <w:r>
-        <w:rPr>
-          <w:rFonts w:ascii="Segoe UI Symbol" w:eastAsia="Times New Roman" w:hAnsi="Segoe UI Symbol" w:cs="Segoe UI Symbol"/>
-          <w:sz w:val="24"/>
-          <w:szCs w:val="24"/>
-        </w:rPr>
-        <w:t>✅</w:t>
-      </w:r>
-      <w:r>
-        <w:rPr>
-          <w:rFonts w:ascii="Times New Roman" w:eastAsia="Times New Roman" w:hAnsi="Times New Roman" w:cs="Times New Roman"/>
-          <w:sz w:val="24"/>
-          <w:szCs w:val="24"/>
-        </w:rPr>
         <w:t xml:space="preserve"> </w:t>
       </w:r>
-      <w:proofErr w:type="spellStart"/>
-      <w:r>
-        <w:rPr>
-          <w:rFonts w:ascii="Times New Roman" w:eastAsia="Times New Roman" w:hAnsi="Times New Roman" w:cs="Times New Roman"/>
-          <w:sz w:val="24"/>
-          <w:szCs w:val="24"/>
-        </w:rPr>
-        <w:t>Instagram</w:t>
-      </w:r>
-      <w:proofErr w:type="spellEnd"/>
-      <w:r>
-        <w:rPr>
-          <w:rFonts w:ascii="Times New Roman" w:eastAsia="Times New Roman" w:hAnsi="Times New Roman" w:cs="Times New Roman"/>
-          <w:sz w:val="24"/>
-          <w:szCs w:val="24"/>
-        </w:rPr>
-        <w:t xml:space="preserve"> Human </w:t>
-      </w:r>
-      <w:proofErr w:type="spellStart"/>
-      <w:r>
-        <w:rPr>
-          <w:rFonts w:ascii="Times New Roman" w:eastAsia="Times New Roman" w:hAnsi="Times New Roman" w:cs="Times New Roman"/>
-          <w:sz w:val="24"/>
-          <w:szCs w:val="24"/>
-        </w:rPr>
-        <w:t>Behaviour</w:t>
-      </w:r>
-      <w:proofErr w:type="spellEnd"/>
-      <w:r>
-        <w:rPr>
-          <w:rFonts w:ascii="Times New Roman" w:eastAsia="Times New Roman" w:hAnsi="Times New Roman" w:cs="Times New Roman"/>
-          <w:sz w:val="24"/>
-          <w:szCs w:val="24"/>
-        </w:rPr>
-        <w:t xml:space="preserve"> Tasks</w:t>
-      </w:r>
-    </w:p>
-    <w:p>
-      <w:pPr>
-        <w:numPr>
-          <w:ilvl w:val="0"/>
-          <w:numId w:val="10"/>
-        </w:numPr>
-        <w:spacing w:before="100" w:beforeAutospacing="1" w:after="100" w:afterAutospacing="1" w:line="240" w:lineRule="auto"/>
-        <w:rPr>
-          <w:rFonts w:ascii="Times New Roman" w:eastAsia="Times New Roman" w:hAnsi="Times New Roman" w:cs="Times New Roman"/>
-          <w:sz w:val="24"/>
-          <w:szCs w:val="24"/>
-        </w:rPr>
-      </w:pPr>
-      <w:r>
-        <w:rPr>
-          <w:rFonts w:ascii="Segoe UI Symbol" w:eastAsia="Times New Roman" w:hAnsi="Segoe UI Symbol" w:cs="Segoe UI Symbol"/>
-          <w:sz w:val="24"/>
-          <w:szCs w:val="24"/>
-        </w:rPr>
-        <w:t>✅</w:t>
-      </w:r>
-      <w:r>
-        <w:rPr>
-          <w:rFonts w:ascii="Times New Roman" w:eastAsia="Times New Roman" w:hAnsi="Times New Roman" w:cs="Times New Roman"/>
-          <w:sz w:val="24"/>
-          <w:szCs w:val="24"/>
-        </w:rPr>
-        <w:t xml:space="preserve"> </w:t>
-      </w:r>
-      <w:proofErr w:type="spellStart"/>
-      <w:r>
-        <w:rPr>
-          <w:rFonts w:ascii="Times New Roman" w:eastAsia="Times New Roman" w:hAnsi="Times New Roman" w:cs="Times New Roman"/>
-          <w:sz w:val="24"/>
-          <w:szCs w:val="24"/>
-        </w:rPr>
-        <w:t>Reddit</w:t>
-      </w:r>
-      <w:proofErr w:type="spellEnd"/>
-      <w:r>
-        <w:rPr>
-          <w:rFonts w:ascii="Times New Roman" w:eastAsia="Times New Roman" w:hAnsi="Times New Roman" w:cs="Times New Roman"/>
-          <w:sz w:val="24"/>
-          <w:szCs w:val="24"/>
-        </w:rPr>
-        <w:t xml:space="preserve"> Keywords</w:t>
-      </w:r>
-    </w:p>
-    <w:p>
-      <w:pPr>
-        <w:numPr>
-          <w:ilvl w:val="0"/>
-          <w:numId w:val="10"/>
-        </w:numPr>
-        <w:spacing w:before="100" w:beforeAutospacing="1" w:after="100" w:afterAutospacing="1" w:line="240" w:lineRule="auto"/>
-        <w:rPr>
-          <w:rFonts w:ascii="Times New Roman" w:eastAsia="Times New Roman" w:hAnsi="Times New Roman" w:cs="Times New Roman"/>
-          <w:sz w:val="24"/>
-          <w:szCs w:val="24"/>
-        </w:rPr>
-      </w:pPr>
-      <w:r>
-        <w:rPr>
-          <w:rFonts w:ascii="Segoe UI Symbol" w:eastAsia="Times New Roman" w:hAnsi="Segoe UI Symbol" w:cs="Segoe UI Symbol"/>
-          <w:sz w:val="24"/>
-          <w:szCs w:val="24"/>
-        </w:rPr>
-        <w:t>✅</w:t>
-      </w:r>
-      <w:r>
-        <w:rPr>
-          <w:rFonts w:ascii="Times New Roman" w:eastAsia="Times New Roman" w:hAnsi="Times New Roman" w:cs="Times New Roman"/>
-          <w:sz w:val="24"/>
-          <w:szCs w:val="24"/>
-        </w:rPr>
-        <w:t xml:space="preserve"> </w:t>
-      </w:r>
-      <w:proofErr w:type="spellStart"/>
-      <w:r>
-        <w:rPr>
-          <w:rFonts w:ascii="Times New Roman" w:eastAsia="Times New Roman" w:hAnsi="Times New Roman" w:cs="Times New Roman"/>
-          <w:sz w:val="24"/>
-          <w:szCs w:val="24"/>
-        </w:rPr>
-        <w:t>Quora</w:t>
-      </w:r>
-      <w:proofErr w:type="spellEnd"/>
-      <w:r>
-        <w:rPr>
-          <w:rFonts w:ascii="Times New Roman" w:eastAsia="Times New Roman" w:hAnsi="Times New Roman" w:cs="Times New Roman"/>
-          <w:sz w:val="24"/>
-          <w:szCs w:val="24"/>
-        </w:rPr>
-        <w:t xml:space="preserve"> Keywords</w:t>
-      </w:r>
-    </w:p>
-    <w:p>
-      <w:pPr>
-        <w:numPr>
-          <w:ilvl w:val="0"/>
-          <w:numId w:val="10"/>
-        </w:numPr>
-        <w:spacing w:before="100" w:beforeAutospacing="1" w:after="100" w:afterAutospacing="1" w:line="240" w:lineRule="auto"/>
-        <w:rPr>
-          <w:rFonts w:ascii="Times New Roman" w:eastAsia="Times New Roman" w:hAnsi="Times New Roman" w:cs="Times New Roman"/>
-          <w:sz w:val="24"/>
-          <w:szCs w:val="24"/>
-        </w:rPr>
-      </w:pPr>
-      <w:r>
-        <w:rPr>
-          <w:rFonts w:ascii="Segoe UI Symbol" w:eastAsia="Times New Roman" w:hAnsi="Segoe UI Symbol" w:cs="Segoe UI Symbol"/>
-          <w:sz w:val="24"/>
-          <w:szCs w:val="24"/>
-        </w:rPr>
-        <w:t>✅</w:t>
-      </w:r>
-      <w:r>
-        <w:rPr>
-          <w:rFonts w:ascii="Times New Roman" w:eastAsia="Times New Roman" w:hAnsi="Times New Roman" w:cs="Times New Roman"/>
-          <w:sz w:val="24"/>
-          <w:szCs w:val="24"/>
-        </w:rPr>
-        <w:t xml:space="preserve"> BHW Keywords</w:t>
-      </w:r>
-    </w:p>
-    <w:p>
-      <w:pPr>
-        <w:spacing w:before="100" w:beforeAutospacing="1" w:after="100" w:afterAutospacing="1" w:line="240" w:lineRule="auto"/>
-        <w:rPr>
-          <w:rFonts w:ascii="Times New Roman" w:eastAsia="Times New Roman" w:hAnsi="Times New Roman" w:cs="Times New Roman"/>
-          <w:sz w:val="24"/>
-          <w:szCs w:val="24"/>
-        </w:rPr>
-      </w:pPr>
-      <w:r>
-        <w:rPr>
-          <w:rFonts w:ascii="Times New Roman" w:eastAsia="Times New Roman" w:hAnsi="Times New Roman" w:cs="Times New Roman"/>
-          <w:sz w:val="24"/>
-          <w:szCs w:val="24"/>
-        </w:rPr>
-        <w:t>All fetched from backend (read-only).</w:t>
-      </w:r>
-    </w:p>
-    <w:p>
-      <w:pPr>
-        <w:spacing w:after="0" w:line="240" w:lineRule="auto"/>
-        <w:rPr>
-          <w:rFonts w:ascii="Times New Roman" w:eastAsia="Times New Roman" w:hAnsi="Times New Roman" w:cs="Times New Roman"/>
-          <w:sz w:val="24"/>
-          <w:szCs w:val="24"/>
-        </w:rPr>
-      </w:pPr>
-      <w:r>
-        <w:rPr>
-          <w:rFonts w:ascii="Times New Roman" w:eastAsia="Times New Roman" w:hAnsi="Times New Roman" w:cs="Times New Roman"/>
-          <w:sz w:val="24"/>
-          <w:szCs w:val="24"/>
-        </w:rPr>
-        <w:pict>
-          <v:rect id="_x0000_i1034" style="width:0;height:1.5pt" o:hralign="center" o:hrstd="t" o:hr="t" fillcolor="#a0a0a0" stroked="f"/>
-        </w:pict>
-      </w:r>
-    </w:p>
-    <w:p>
-      <w:pPr>
-        <w:spacing w:before="100" w:beforeAutospacing="1" w:after="100" w:afterAutospacing="1" w:line="240" w:lineRule="auto"/>
-        <w:outlineLvl w:val="2"/>
-        <w:rPr>
-          <w:rFonts w:ascii="Times New Roman" w:eastAsia="Times New Roman" w:hAnsi="Times New Roman" w:cs="Times New Roman"/>
-          <w:b/>
-          <w:bCs/>
-          <w:sz w:val="27"/>
-          <w:szCs w:val="27"/>
-        </w:rPr>
-      </w:pPr>
-      <w:r>
-        <w:rPr>
-          <w:rFonts w:ascii="Times New Roman" w:eastAsia="Times New Roman" w:hAnsi="Times New Roman" w:cs="Times New Roman"/>
-          <w:b/>
-          <w:bCs/>
-          <w:sz w:val="27"/>
-          <w:szCs w:val="27"/>
-        </w:rPr>
-        <w:t>Step 3.2 — Employee Platform Account Manager</w:t>
-      </w:r>
-    </w:p>
-    <w:p>
-      <w:pPr>
-        <w:spacing w:before="100" w:beforeAutospacing="1" w:after="100" w:afterAutospacing="1" w:line="240" w:lineRule="auto"/>
-        <w:rPr>
-          <w:rFonts w:ascii="Times New Roman" w:eastAsia="Times New Roman" w:hAnsi="Times New Roman" w:cs="Times New Roman"/>
-          <w:sz w:val="24"/>
-          <w:szCs w:val="24"/>
-        </w:rPr>
-      </w:pPr>
-      <w:r>
-        <w:rPr>
-          <w:rFonts w:ascii="Times New Roman" w:eastAsia="Times New Roman" w:hAnsi="Times New Roman" w:cs="Times New Roman"/>
-          <w:sz w:val="24"/>
-          <w:szCs w:val="24"/>
-        </w:rPr>
-        <w:t>Employee can:</w:t>
-      </w:r>
-    </w:p>
-    <w:p>
-      <w:pPr>
-        <w:numPr>
-          <w:ilvl w:val="0"/>
-          <w:numId w:val="11"/>
-        </w:numPr>
-        <w:spacing w:before="100" w:beforeAutospacing="1" w:after="100" w:afterAutospacing="1" w:line="240" w:lineRule="auto"/>
-        <w:rPr>
-          <w:rFonts w:ascii="Times New Roman" w:eastAsia="Times New Roman" w:hAnsi="Times New Roman" w:cs="Times New Roman"/>
-          <w:sz w:val="24"/>
-          <w:szCs w:val="24"/>
-        </w:rPr>
-      </w:pPr>
-      <w:r>
-        <w:rPr>
-          <w:rFonts w:ascii="Times New Roman" w:eastAsia="Times New Roman" w:hAnsi="Times New Roman" w:cs="Times New Roman"/>
-          <w:sz w:val="24"/>
-          <w:szCs w:val="24"/>
-        </w:rPr>
-        <w:t>Add platform account:</w:t>
-      </w:r>
-    </w:p>
-    <w:p>
-      <w:pPr>
-        <w:numPr>
-          <w:ilvl w:val="1"/>
-          <w:numId w:val="11"/>
-        </w:numPr>
-        <w:spacing w:before="100" w:beforeAutospacing="1" w:after="100" w:afterAutospacing="1" w:line="240" w:lineRule="auto"/>
-        <w:rPr>
-          <w:rFonts w:ascii="Times New Roman" w:eastAsia="Times New Roman" w:hAnsi="Times New Roman" w:cs="Times New Roman"/>
-          <w:sz w:val="24"/>
-          <w:szCs w:val="24"/>
-        </w:rPr>
-      </w:pPr>
-      <w:r>
-        <w:rPr>
-          <w:rFonts w:ascii="Times New Roman" w:eastAsia="Times New Roman" w:hAnsi="Times New Roman" w:cs="Times New Roman"/>
-          <w:sz w:val="24"/>
-          <w:szCs w:val="24"/>
-        </w:rPr>
-        <w:t>Platform</w:t>
-      </w:r>
-    </w:p>
-    <w:p>
-      <w:pPr>
-        <w:numPr>
-          <w:ilvl w:val="1"/>
-          <w:numId w:val="11"/>
-        </w:numPr>
-        <w:spacing w:before="100" w:beforeAutospacing="1" w:after="100" w:afterAutospacing="1" w:line="240" w:lineRule="auto"/>
-        <w:rPr>
-          <w:rFonts w:ascii="Times New Roman" w:eastAsia="Times New Roman" w:hAnsi="Times New Roman" w:cs="Times New Roman"/>
-          <w:sz w:val="24"/>
-          <w:szCs w:val="24"/>
-        </w:rPr>
-      </w:pPr>
-      <w:r>
-        <w:rPr>
-          <w:rFonts w:ascii="Times New Roman" w:eastAsia="Times New Roman" w:hAnsi="Times New Roman" w:cs="Times New Roman"/>
-          <w:sz w:val="24"/>
-          <w:szCs w:val="24"/>
-        </w:rPr>
-        <w:t>Username</w:t>
-      </w:r>
-    </w:p>
-    <w:p>
-      <w:pPr>
-        <w:numPr>
-          <w:ilvl w:val="1"/>
-          <w:numId w:val="11"/>
-        </w:numPr>
-        <w:spacing w:before="100" w:beforeAutospacing="1" w:after="100" w:afterAutospacing="1" w:line="240" w:lineRule="auto"/>
-        <w:rPr>
-          <w:rFonts w:ascii="Times New Roman" w:eastAsia="Times New Roman" w:hAnsi="Times New Roman" w:cs="Times New Roman"/>
-          <w:sz w:val="24"/>
-          <w:szCs w:val="24"/>
-        </w:rPr>
-      </w:pPr>
-      <w:r>
-        <w:rPr>
-          <w:rFonts w:ascii="Times New Roman" w:eastAsia="Times New Roman" w:hAnsi="Times New Roman" w:cs="Times New Roman"/>
-          <w:sz w:val="24"/>
-          <w:szCs w:val="24"/>
-        </w:rPr>
-        <w:t>Profile URL</w:t>
-      </w:r>
-    </w:p>
-    <w:p>
-      <w:pPr>
-        <w:numPr>
-          <w:ilvl w:val="1"/>
-          <w:numId w:val="11"/>
-        </w:numPr>
-        <w:spacing w:before="100" w:beforeAutospacing="1" w:after="100" w:afterAutospacing="1" w:line="240" w:lineRule="auto"/>
-        <w:rPr>
-          <w:rFonts w:ascii="Times New Roman" w:eastAsia="Times New Roman" w:hAnsi="Times New Roman" w:cs="Times New Roman"/>
-          <w:sz w:val="24"/>
-          <w:szCs w:val="24"/>
-        </w:rPr>
-      </w:pPr>
-      <w:r>
-        <w:rPr>
-          <w:rFonts w:ascii="Times New Roman" w:eastAsia="Times New Roman" w:hAnsi="Times New Roman" w:cs="Times New Roman"/>
-          <w:sz w:val="24"/>
-          <w:szCs w:val="24"/>
-        </w:rPr>
-        <w:t>Status (Active / Not Active)</w:t>
-      </w:r>
-    </w:p>
-    <w:p>
-      <w:pPr>
-        <w:numPr>
-          <w:ilvl w:val="1"/>
-          <w:numId w:val="11"/>
-        </w:numPr>
-        <w:spacing w:before="100" w:beforeAutospacing="1" w:after="100" w:afterAutospacing="1" w:line="240" w:lineRule="auto"/>
-        <w:rPr>
-          <w:rFonts w:ascii="Times New Roman" w:eastAsia="Times New Roman" w:hAnsi="Times New Roman" w:cs="Times New Roman"/>
-          <w:sz w:val="24"/>
-          <w:szCs w:val="24"/>
-        </w:rPr>
-      </w:pPr>
-      <w:r>
-        <w:rPr>
-          <w:rFonts w:ascii="Segoe UI Symbol" w:eastAsia="Times New Roman" w:hAnsi="Segoe UI Symbol" w:cs="Segoe UI Symbol"/>
-          <w:sz w:val="24"/>
-          <w:szCs w:val="24"/>
-        </w:rPr>
-        <w:t>⚠️</w:t>
-      </w:r>
-      <w:r>
-        <w:rPr>
-          <w:rFonts w:ascii="Times New Roman" w:eastAsia="Times New Roman" w:hAnsi="Times New Roman" w:cs="Times New Roman"/>
-          <w:sz w:val="24"/>
-          <w:szCs w:val="24"/>
-        </w:rPr>
-        <w:t xml:space="preserve"> </w:t>
-      </w:r>
-      <w:proofErr w:type="spellStart"/>
-      <w:r>
-        <w:rPr>
-          <w:rFonts w:ascii="Times New Roman" w:eastAsia="Times New Roman" w:hAnsi="Times New Roman" w:cs="Times New Roman"/>
-          <w:sz w:val="24"/>
-          <w:szCs w:val="24"/>
-        </w:rPr>
-        <w:t>Dev</w:t>
-      </w:r>
-      <w:proofErr w:type="spellEnd"/>
-      <w:r>
-        <w:rPr>
-          <w:rFonts w:ascii="Times New Roman" w:eastAsia="Times New Roman" w:hAnsi="Times New Roman" w:cs="Times New Roman"/>
-          <w:sz w:val="24"/>
-          <w:szCs w:val="24"/>
-        </w:rPr>
-        <w:t>-only encrypted platform password</w:t>
-      </w:r>
-    </w:p>
-    <w:p>
-      <w:pPr>
-        <w:numPr>
-          <w:ilvl w:val="0"/>
-          <w:numId w:val="11"/>
-        </w:numPr>
-        <w:spacing w:before="100" w:beforeAutospacing="1" w:after="100" w:afterAutospacing="1" w:line="240" w:lineRule="auto"/>
-        <w:rPr>
-          <w:rFonts w:ascii="Times New Roman" w:eastAsia="Times New Roman" w:hAnsi="Times New Roman" w:cs="Times New Roman"/>
-          <w:sz w:val="24"/>
-          <w:szCs w:val="24"/>
-        </w:rPr>
-      </w:pPr>
-      <w:r>
-        <w:rPr>
-          <w:rFonts w:ascii="Times New Roman" w:eastAsia="Times New Roman" w:hAnsi="Times New Roman" w:cs="Times New Roman"/>
-          <w:sz w:val="24"/>
-          <w:szCs w:val="24"/>
-        </w:rPr>
-        <w:t>Edit own accounts only</w:t>
-      </w:r>
-    </w:p>
-    <w:p>
-      <w:pPr>
-        <w:numPr>
-          <w:ilvl w:val="0"/>
-          <w:numId w:val="11"/>
-        </w:numPr>
-        <w:spacing w:before="100" w:beforeAutospacing="1" w:after="100" w:afterAutospacing="1" w:line="240" w:lineRule="auto"/>
-        <w:rPr>
-          <w:rFonts w:ascii="Times New Roman" w:eastAsia="Times New Roman" w:hAnsi="Times New Roman" w:cs="Times New Roman"/>
-          <w:sz w:val="24"/>
-          <w:szCs w:val="24"/>
-        </w:rPr>
-      </w:pPr>
-      <w:r>
-        <w:rPr>
-          <w:rFonts w:ascii="Times New Roman" w:eastAsia="Times New Roman" w:hAnsi="Times New Roman" w:cs="Times New Roman"/>
-          <w:sz w:val="24"/>
-          <w:szCs w:val="24"/>
-        </w:rPr>
-        <w:t>Delete own accounts</w:t>
-      </w:r>
-    </w:p>
-    <w:p>
-      <w:pPr>
-        <w:spacing w:after="0" w:line="240" w:lineRule="auto"/>
-        <w:rPr>
-          <w:rFonts w:ascii="Times New Roman" w:eastAsia="Times New Roman" w:hAnsi="Times New Roman" w:cs="Times New Roman"/>
-          <w:sz w:val="24"/>
-          <w:szCs w:val="24"/>
-        </w:rPr>
-      </w:pPr>
-      <w:r>
-        <w:rPr>
-          <w:rFonts w:ascii="Times New Roman" w:eastAsia="Times New Roman" w:hAnsi="Times New Roman" w:cs="Times New Roman"/>
-          <w:sz w:val="24"/>
-          <w:szCs w:val="24"/>
-        </w:rPr>
-        <w:pict>
-          <v:rect id="_x0000_i1035" style="width:0;height:1.5pt" o:hralign="center" o:hrstd="t" o:hr="t" fillcolor="#a0a0a0" stroked="f"/>
-        </w:pict>
-      </w:r>
-    </w:p>
-    <w:p>
-      <w:pPr>
-        <w:spacing w:before="100" w:beforeAutospacing="1" w:after="100" w:afterAutospacing="1" w:line="240" w:lineRule="auto"/>
-        <w:outlineLvl w:val="0"/>
+      <w:r>
         <w:rPr>
           <w:rFonts w:ascii="Times New Roman" w:eastAsia="Times New Roman" w:hAnsi="Times New Roman" w:cs="Times New Roman"/>
           <w:b/>
@@ -3585,9 +3057,551 @@
           <w:kern w:val="36"/>
           <w:sz w:val="48"/>
           <w:szCs w:val="48"/>
-        </w:rPr>
-      </w:pPr>
-      <w:r>
+          <w:highlight w:val="green"/>
+        </w:rPr>
+        <w:t>PHASE 3 — EMPLOYEE PANEL (Days 8–10)</w:t>
+      </w:r>
+    </w:p>
+    <w:p>
+      <w:pPr>
+        <w:spacing w:before="100" w:beforeAutospacing="1" w:after="100" w:afterAutospacing="1" w:line="240" w:lineRule="auto"/>
+        <w:outlineLvl w:val="2"/>
+        <w:rPr>
+          <w:rFonts w:ascii="Times New Roman" w:eastAsia="Times New Roman" w:hAnsi="Times New Roman" w:cs="Times New Roman"/>
+          <w:b/>
+          <w:bCs/>
+          <w:sz w:val="27"/>
+          <w:szCs w:val="27"/>
+        </w:rPr>
+      </w:pPr>
+      <w:r>
+        <w:rPr>
+          <w:rFonts w:ascii="Times New Roman" w:eastAsia="Times New Roman" w:hAnsi="Times New Roman" w:cs="Times New Roman"/>
+          <w:b/>
+          <w:bCs/>
+          <w:sz w:val="27"/>
+          <w:szCs w:val="27"/>
+          <w:highlight w:val="green"/>
+        </w:rPr>
+        <w:t>Step 3.1 — Platform Task &amp; Keyword Viewer</w:t>
+      </w:r>
+    </w:p>
+    <w:p>
+      <w:pPr>
+        <w:spacing w:before="100" w:beforeAutospacing="1" w:after="100" w:afterAutospacing="1" w:line="240" w:lineRule="auto"/>
+        <w:rPr>
+          <w:rFonts w:ascii="Times New Roman" w:eastAsia="Times New Roman" w:hAnsi="Times New Roman" w:cs="Times New Roman"/>
+          <w:sz w:val="24"/>
+          <w:szCs w:val="24"/>
+        </w:rPr>
+      </w:pPr>
+      <w:r>
+        <w:rPr>
+          <w:rFonts w:ascii="Times New Roman" w:eastAsia="Times New Roman" w:hAnsi="Times New Roman" w:cs="Times New Roman"/>
+          <w:sz w:val="24"/>
+          <w:szCs w:val="24"/>
+        </w:rPr>
+        <w:t>Employee can view:</w:t>
+      </w:r>
+    </w:p>
+    <w:p>
+      <w:pPr>
+        <w:numPr>
+          <w:ilvl w:val="0"/>
+          <w:numId w:val="10"/>
+        </w:numPr>
+        <w:spacing w:before="100" w:beforeAutospacing="1" w:after="100" w:afterAutospacing="1" w:line="240" w:lineRule="auto"/>
+        <w:rPr>
+          <w:rFonts w:ascii="Times New Roman" w:eastAsia="Times New Roman" w:hAnsi="Times New Roman" w:cs="Times New Roman"/>
+          <w:sz w:val="24"/>
+          <w:szCs w:val="24"/>
+        </w:rPr>
+      </w:pPr>
+      <w:r>
+        <w:rPr>
+          <w:rFonts w:ascii="Segoe UI Symbol" w:eastAsia="Times New Roman" w:hAnsi="Segoe UI Symbol" w:cs="Segoe UI Symbol"/>
+          <w:sz w:val="24"/>
+          <w:szCs w:val="24"/>
+        </w:rPr>
+        <w:t>✅</w:t>
+      </w:r>
+      <w:r>
+        <w:rPr>
+          <w:rFonts w:ascii="Times New Roman" w:eastAsia="Times New Roman" w:hAnsi="Times New Roman" w:cs="Times New Roman"/>
+          <w:sz w:val="24"/>
+          <w:szCs w:val="24"/>
+        </w:rPr>
+        <w:t xml:space="preserve"> </w:t>
+      </w:r>
+      <w:proofErr w:type="spellStart"/>
+      <w:r>
+        <w:rPr>
+          <w:rFonts w:ascii="Times New Roman" w:eastAsia="Times New Roman" w:hAnsi="Times New Roman" w:cs="Times New Roman"/>
+          <w:sz w:val="24"/>
+          <w:szCs w:val="24"/>
+        </w:rPr>
+        <w:t>Instagram</w:t>
+      </w:r>
+      <w:proofErr w:type="spellEnd"/>
+      <w:r>
+        <w:rPr>
+          <w:rFonts w:ascii="Times New Roman" w:eastAsia="Times New Roman" w:hAnsi="Times New Roman" w:cs="Times New Roman"/>
+          <w:sz w:val="24"/>
+          <w:szCs w:val="24"/>
+        </w:rPr>
+        <w:t xml:space="preserve"> Human </w:t>
+      </w:r>
+      <w:proofErr w:type="spellStart"/>
+      <w:r>
+        <w:rPr>
+          <w:rFonts w:ascii="Times New Roman" w:eastAsia="Times New Roman" w:hAnsi="Times New Roman" w:cs="Times New Roman"/>
+          <w:sz w:val="24"/>
+          <w:szCs w:val="24"/>
+        </w:rPr>
+        <w:t>Behaviour</w:t>
+      </w:r>
+      <w:proofErr w:type="spellEnd"/>
+      <w:r>
+        <w:rPr>
+          <w:rFonts w:ascii="Times New Roman" w:eastAsia="Times New Roman" w:hAnsi="Times New Roman" w:cs="Times New Roman"/>
+          <w:sz w:val="24"/>
+          <w:szCs w:val="24"/>
+        </w:rPr>
+        <w:t xml:space="preserve"> Tasks</w:t>
+      </w:r>
+    </w:p>
+    <w:p>
+      <w:pPr>
+        <w:numPr>
+          <w:ilvl w:val="0"/>
+          <w:numId w:val="10"/>
+        </w:numPr>
+        <w:spacing w:before="100" w:beforeAutospacing="1" w:after="100" w:afterAutospacing="1" w:line="240" w:lineRule="auto"/>
+        <w:rPr>
+          <w:rFonts w:ascii="Times New Roman" w:eastAsia="Times New Roman" w:hAnsi="Times New Roman" w:cs="Times New Roman"/>
+          <w:sz w:val="24"/>
+          <w:szCs w:val="24"/>
+        </w:rPr>
+      </w:pPr>
+      <w:r>
+        <w:rPr>
+          <w:rFonts w:ascii="Segoe UI Symbol" w:eastAsia="Times New Roman" w:hAnsi="Segoe UI Symbol" w:cs="Segoe UI Symbol"/>
+          <w:sz w:val="24"/>
+          <w:szCs w:val="24"/>
+        </w:rPr>
+        <w:t>✅</w:t>
+      </w:r>
+      <w:r>
+        <w:rPr>
+          <w:rFonts w:ascii="Times New Roman" w:eastAsia="Times New Roman" w:hAnsi="Times New Roman" w:cs="Times New Roman"/>
+          <w:sz w:val="24"/>
+          <w:szCs w:val="24"/>
+        </w:rPr>
+        <w:t xml:space="preserve"> </w:t>
+      </w:r>
+      <w:proofErr w:type="spellStart"/>
+      <w:r>
+        <w:rPr>
+          <w:rFonts w:ascii="Times New Roman" w:eastAsia="Times New Roman" w:hAnsi="Times New Roman" w:cs="Times New Roman"/>
+          <w:sz w:val="24"/>
+          <w:szCs w:val="24"/>
+        </w:rPr>
+        <w:t>Reddit</w:t>
+      </w:r>
+      <w:proofErr w:type="spellEnd"/>
+      <w:r>
+        <w:rPr>
+          <w:rFonts w:ascii="Times New Roman" w:eastAsia="Times New Roman" w:hAnsi="Times New Roman" w:cs="Times New Roman"/>
+          <w:sz w:val="24"/>
+          <w:szCs w:val="24"/>
+        </w:rPr>
+        <w:t xml:space="preserve"> Keywords</w:t>
+      </w:r>
+    </w:p>
+    <w:p>
+      <w:pPr>
+        <w:numPr>
+          <w:ilvl w:val="0"/>
+          <w:numId w:val="10"/>
+        </w:numPr>
+        <w:spacing w:before="100" w:beforeAutospacing="1" w:after="100" w:afterAutospacing="1" w:line="240" w:lineRule="auto"/>
+        <w:rPr>
+          <w:rFonts w:ascii="Times New Roman" w:eastAsia="Times New Roman" w:hAnsi="Times New Roman" w:cs="Times New Roman"/>
+          <w:sz w:val="24"/>
+          <w:szCs w:val="24"/>
+        </w:rPr>
+      </w:pPr>
+      <w:r>
+        <w:rPr>
+          <w:rFonts w:ascii="Segoe UI Symbol" w:eastAsia="Times New Roman" w:hAnsi="Segoe UI Symbol" w:cs="Segoe UI Symbol"/>
+          <w:sz w:val="24"/>
+          <w:szCs w:val="24"/>
+        </w:rPr>
+        <w:t>✅</w:t>
+      </w:r>
+      <w:r>
+        <w:rPr>
+          <w:rFonts w:ascii="Times New Roman" w:eastAsia="Times New Roman" w:hAnsi="Times New Roman" w:cs="Times New Roman"/>
+          <w:sz w:val="24"/>
+          <w:szCs w:val="24"/>
+        </w:rPr>
+        <w:t xml:space="preserve"> </w:t>
+      </w:r>
+      <w:proofErr w:type="spellStart"/>
+      <w:r>
+        <w:rPr>
+          <w:rFonts w:ascii="Times New Roman" w:eastAsia="Times New Roman" w:hAnsi="Times New Roman" w:cs="Times New Roman"/>
+          <w:sz w:val="24"/>
+          <w:szCs w:val="24"/>
+        </w:rPr>
+        <w:t>Quora</w:t>
+      </w:r>
+      <w:proofErr w:type="spellEnd"/>
+      <w:r>
+        <w:rPr>
+          <w:rFonts w:ascii="Times New Roman" w:eastAsia="Times New Roman" w:hAnsi="Times New Roman" w:cs="Times New Roman"/>
+          <w:sz w:val="24"/>
+          <w:szCs w:val="24"/>
+        </w:rPr>
+        <w:t xml:space="preserve"> Keywords</w:t>
+      </w:r>
+    </w:p>
+    <w:p>
+      <w:pPr>
+        <w:numPr>
+          <w:ilvl w:val="0"/>
+          <w:numId w:val="10"/>
+        </w:numPr>
+        <w:spacing w:before="100" w:beforeAutospacing="1" w:after="100" w:afterAutospacing="1" w:line="240" w:lineRule="auto"/>
+        <w:rPr>
+          <w:rFonts w:ascii="Times New Roman" w:eastAsia="Times New Roman" w:hAnsi="Times New Roman" w:cs="Times New Roman"/>
+          <w:sz w:val="24"/>
+          <w:szCs w:val="24"/>
+        </w:rPr>
+      </w:pPr>
+      <w:r>
+        <w:rPr>
+          <w:rFonts w:ascii="Segoe UI Symbol" w:eastAsia="Times New Roman" w:hAnsi="Segoe UI Symbol" w:cs="Segoe UI Symbol"/>
+          <w:sz w:val="24"/>
+          <w:szCs w:val="24"/>
+        </w:rPr>
+        <w:t>✅</w:t>
+      </w:r>
+      <w:r>
+        <w:rPr>
+          <w:rFonts w:ascii="Times New Roman" w:eastAsia="Times New Roman" w:hAnsi="Times New Roman" w:cs="Times New Roman"/>
+          <w:sz w:val="24"/>
+          <w:szCs w:val="24"/>
+        </w:rPr>
+        <w:t xml:space="preserve"> BHW Keywords</w:t>
+      </w:r>
+    </w:p>
+    <w:p>
+      <w:pPr>
+        <w:spacing w:before="100" w:beforeAutospacing="1" w:after="100" w:afterAutospacing="1" w:line="240" w:lineRule="auto"/>
+        <w:rPr>
+          <w:rFonts w:ascii="Times New Roman" w:eastAsia="Times New Roman" w:hAnsi="Times New Roman" w:cs="Times New Roman"/>
+          <w:sz w:val="24"/>
+          <w:szCs w:val="24"/>
+        </w:rPr>
+      </w:pPr>
+      <w:r>
+        <w:rPr>
+          <w:rFonts w:ascii="Times New Roman" w:eastAsia="Times New Roman" w:hAnsi="Times New Roman" w:cs="Times New Roman"/>
+          <w:sz w:val="24"/>
+          <w:szCs w:val="24"/>
+        </w:rPr>
+        <w:t>All fetched from backend (read-only).</w:t>
+      </w:r>
+    </w:p>
+    <w:p>
+      <w:pPr>
+        <w:spacing w:after="0" w:line="240" w:lineRule="auto"/>
+        <w:rPr>
+          <w:rFonts w:ascii="Times New Roman" w:eastAsia="Times New Roman" w:hAnsi="Times New Roman" w:cs="Times New Roman"/>
+          <w:sz w:val="24"/>
+          <w:szCs w:val="24"/>
+        </w:rPr>
+      </w:pPr>
+      <w:r>
+        <w:rPr>
+          <w:rFonts w:ascii="Times New Roman" w:eastAsia="Times New Roman" w:hAnsi="Times New Roman" w:cs="Times New Roman"/>
+          <w:sz w:val="24"/>
+          <w:szCs w:val="24"/>
+        </w:rPr>
+        <w:pict>
+          <v:rect id="_x0000_i1034" style="width:0;height:1.5pt" o:hralign="center" o:hrstd="t" o:hr="t" fillcolor="#a0a0a0" stroked="f"/>
+        </w:pict>
+      </w:r>
+    </w:p>
+    <w:p>
+      <w:pPr>
+        <w:spacing w:before="100" w:beforeAutospacing="1" w:after="100" w:afterAutospacing="1" w:line="240" w:lineRule="auto"/>
+        <w:outlineLvl w:val="2"/>
+        <w:rPr>
+          <w:rFonts w:ascii="Times New Roman" w:eastAsia="Times New Roman" w:hAnsi="Times New Roman" w:cs="Times New Roman"/>
+          <w:b/>
+          <w:bCs/>
+          <w:sz w:val="27"/>
+          <w:szCs w:val="27"/>
+        </w:rPr>
+      </w:pPr>
+      <w:r>
+        <w:rPr>
+          <w:rFonts w:ascii="Times New Roman" w:eastAsia="Times New Roman" w:hAnsi="Times New Roman" w:cs="Times New Roman"/>
+          <w:b/>
+          <w:bCs/>
+          <w:sz w:val="27"/>
+          <w:szCs w:val="27"/>
+          <w:highlight w:val="green"/>
+        </w:rPr>
+        <w:t>Step 3.2 — Employee Platform Account Manager</w:t>
+      </w:r>
+    </w:p>
+    <w:p>
+      <w:pPr>
+        <w:spacing w:before="100" w:beforeAutospacing="1" w:after="100" w:afterAutospacing="1" w:line="240" w:lineRule="auto"/>
+        <w:rPr>
+          <w:rFonts w:ascii="Times New Roman" w:eastAsia="Times New Roman" w:hAnsi="Times New Roman" w:cs="Times New Roman"/>
+          <w:sz w:val="24"/>
+          <w:szCs w:val="24"/>
+        </w:rPr>
+      </w:pPr>
+      <w:r>
+        <w:rPr>
+          <w:rFonts w:ascii="Times New Roman" w:eastAsia="Times New Roman" w:hAnsi="Times New Roman" w:cs="Times New Roman"/>
+          <w:sz w:val="24"/>
+          <w:szCs w:val="24"/>
+        </w:rPr>
+        <w:t>Employee can:</w:t>
+      </w:r>
+    </w:p>
+    <w:p>
+      <w:pPr>
+        <w:numPr>
+          <w:ilvl w:val="0"/>
+          <w:numId w:val="11"/>
+        </w:numPr>
+        <w:spacing w:before="100" w:beforeAutospacing="1" w:after="100" w:afterAutospacing="1" w:line="240" w:lineRule="auto"/>
+        <w:rPr>
+          <w:rFonts w:ascii="Times New Roman" w:eastAsia="Times New Roman" w:hAnsi="Times New Roman" w:cs="Times New Roman"/>
+          <w:sz w:val="24"/>
+          <w:szCs w:val="24"/>
+        </w:rPr>
+      </w:pPr>
+      <w:r>
+        <w:rPr>
+          <w:rFonts w:ascii="Times New Roman" w:eastAsia="Times New Roman" w:hAnsi="Times New Roman" w:cs="Times New Roman"/>
+          <w:sz w:val="24"/>
+          <w:szCs w:val="24"/>
+        </w:rPr>
+        <w:t>Add platform account:</w:t>
+      </w:r>
+    </w:p>
+    <w:p>
+      <w:pPr>
+        <w:numPr>
+          <w:ilvl w:val="1"/>
+          <w:numId w:val="11"/>
+        </w:numPr>
+        <w:spacing w:before="100" w:beforeAutospacing="1" w:after="100" w:afterAutospacing="1" w:line="240" w:lineRule="auto"/>
+        <w:rPr>
+          <w:rFonts w:ascii="Times New Roman" w:eastAsia="Times New Roman" w:hAnsi="Times New Roman" w:cs="Times New Roman"/>
+          <w:sz w:val="24"/>
+          <w:szCs w:val="24"/>
+        </w:rPr>
+      </w:pPr>
+      <w:r>
+        <w:rPr>
+          <w:rFonts w:ascii="Times New Roman" w:eastAsia="Times New Roman" w:hAnsi="Times New Roman" w:cs="Times New Roman"/>
+          <w:sz w:val="24"/>
+          <w:szCs w:val="24"/>
+        </w:rPr>
+        <w:t>Platform</w:t>
+      </w:r>
+    </w:p>
+    <w:p>
+      <w:pPr>
+        <w:numPr>
+          <w:ilvl w:val="1"/>
+          <w:numId w:val="11"/>
+        </w:numPr>
+        <w:spacing w:before="100" w:beforeAutospacing="1" w:after="100" w:afterAutospacing="1" w:line="240" w:lineRule="auto"/>
+        <w:rPr>
+          <w:rFonts w:ascii="Times New Roman" w:eastAsia="Times New Roman" w:hAnsi="Times New Roman" w:cs="Times New Roman"/>
+          <w:sz w:val="24"/>
+          <w:szCs w:val="24"/>
+        </w:rPr>
+      </w:pPr>
+      <w:r>
+        <w:rPr>
+          <w:rFonts w:ascii="Times New Roman" w:eastAsia="Times New Roman" w:hAnsi="Times New Roman" w:cs="Times New Roman"/>
+          <w:sz w:val="24"/>
+          <w:szCs w:val="24"/>
+        </w:rPr>
+        <w:t>Username</w:t>
+      </w:r>
+    </w:p>
+    <w:p>
+      <w:pPr>
+        <w:numPr>
+          <w:ilvl w:val="1"/>
+          <w:numId w:val="11"/>
+        </w:numPr>
+        <w:spacing w:before="100" w:beforeAutospacing="1" w:after="100" w:afterAutospacing="1" w:line="240" w:lineRule="auto"/>
+        <w:rPr>
+          <w:rFonts w:ascii="Times New Roman" w:eastAsia="Times New Roman" w:hAnsi="Times New Roman" w:cs="Times New Roman"/>
+          <w:sz w:val="24"/>
+          <w:szCs w:val="24"/>
+        </w:rPr>
+      </w:pPr>
+      <w:r>
+        <w:rPr>
+          <w:rFonts w:ascii="Times New Roman" w:eastAsia="Times New Roman" w:hAnsi="Times New Roman" w:cs="Times New Roman"/>
+          <w:sz w:val="24"/>
+          <w:szCs w:val="24"/>
+        </w:rPr>
+        <w:t>Profile URL</w:t>
+      </w:r>
+    </w:p>
+    <w:p>
+      <w:pPr>
+        <w:numPr>
+          <w:ilvl w:val="1"/>
+          <w:numId w:val="11"/>
+        </w:numPr>
+        <w:spacing w:before="100" w:beforeAutospacing="1" w:after="100" w:afterAutospacing="1" w:line="240" w:lineRule="auto"/>
+        <w:rPr>
+          <w:rFonts w:ascii="Times New Roman" w:eastAsia="Times New Roman" w:hAnsi="Times New Roman" w:cs="Times New Roman"/>
+          <w:sz w:val="24"/>
+          <w:szCs w:val="24"/>
+        </w:rPr>
+      </w:pPr>
+      <w:r>
+        <w:rPr>
+          <w:rFonts w:ascii="Times New Roman" w:eastAsia="Times New Roman" w:hAnsi="Times New Roman" w:cs="Times New Roman"/>
+          <w:sz w:val="24"/>
+          <w:szCs w:val="24"/>
+        </w:rPr>
+        <w:t>Status (Active / Not Active)</w:t>
+      </w:r>
+    </w:p>
+    <w:p>
+      <w:pPr>
+        <w:numPr>
+          <w:ilvl w:val="1"/>
+          <w:numId w:val="11"/>
+        </w:numPr>
+        <w:spacing w:before="100" w:beforeAutospacing="1" w:after="100" w:afterAutospacing="1" w:line="240" w:lineRule="auto"/>
+        <w:rPr>
+          <w:rFonts w:ascii="Times New Roman" w:eastAsia="Times New Roman" w:hAnsi="Times New Roman" w:cs="Times New Roman"/>
+          <w:sz w:val="24"/>
+          <w:szCs w:val="24"/>
+        </w:rPr>
+      </w:pPr>
+      <w:r>
+        <w:rPr>
+          <w:rFonts w:ascii="Segoe UI Symbol" w:eastAsia="Times New Roman" w:hAnsi="Segoe UI Symbol" w:cs="Segoe UI Symbol"/>
+          <w:sz w:val="24"/>
+          <w:szCs w:val="24"/>
+        </w:rPr>
+        <w:t>⚠️</w:t>
+      </w:r>
+      <w:r>
+        <w:rPr>
+          <w:rFonts w:ascii="Times New Roman" w:eastAsia="Times New Roman" w:hAnsi="Times New Roman" w:cs="Times New Roman"/>
+          <w:sz w:val="24"/>
+          <w:szCs w:val="24"/>
+        </w:rPr>
+        <w:t xml:space="preserve"> </w:t>
+      </w:r>
+      <w:proofErr w:type="spellStart"/>
+      <w:r>
+        <w:rPr>
+          <w:rFonts w:ascii="Times New Roman" w:eastAsia="Times New Roman" w:hAnsi="Times New Roman" w:cs="Times New Roman"/>
+          <w:sz w:val="24"/>
+          <w:szCs w:val="24"/>
+        </w:rPr>
+        <w:t>Dev</w:t>
+      </w:r>
+      <w:proofErr w:type="spellEnd"/>
+      <w:r>
+        <w:rPr>
+          <w:rFonts w:ascii="Times New Roman" w:eastAsia="Times New Roman" w:hAnsi="Times New Roman" w:cs="Times New Roman"/>
+          <w:sz w:val="24"/>
+          <w:szCs w:val="24"/>
+        </w:rPr>
+        <w:t>-only encrypted platform password</w:t>
+      </w:r>
+    </w:p>
+    <w:p>
+      <w:pPr>
+        <w:numPr>
+          <w:ilvl w:val="0"/>
+          <w:numId w:val="11"/>
+        </w:numPr>
+        <w:spacing w:before="100" w:beforeAutospacing="1" w:after="100" w:afterAutospacing="1" w:line="240" w:lineRule="auto"/>
+        <w:rPr>
+          <w:rFonts w:ascii="Times New Roman" w:eastAsia="Times New Roman" w:hAnsi="Times New Roman" w:cs="Times New Roman"/>
+          <w:sz w:val="24"/>
+          <w:szCs w:val="24"/>
+        </w:rPr>
+      </w:pPr>
+      <w:r>
+        <w:rPr>
+          <w:rFonts w:ascii="Times New Roman" w:eastAsia="Times New Roman" w:hAnsi="Times New Roman" w:cs="Times New Roman"/>
+          <w:sz w:val="24"/>
+          <w:szCs w:val="24"/>
+        </w:rPr>
+        <w:t>Edit own accounts only</w:t>
+      </w:r>
+    </w:p>
+    <w:p>
+      <w:pPr>
+        <w:numPr>
+          <w:ilvl w:val="0"/>
+          <w:numId w:val="11"/>
+        </w:numPr>
+        <w:spacing w:before="100" w:beforeAutospacing="1" w:after="100" w:afterAutospacing="1" w:line="240" w:lineRule="auto"/>
+        <w:rPr>
+          <w:rFonts w:ascii="Times New Roman" w:eastAsia="Times New Roman" w:hAnsi="Times New Roman" w:cs="Times New Roman"/>
+          <w:sz w:val="24"/>
+          <w:szCs w:val="24"/>
+        </w:rPr>
+      </w:pPr>
+      <w:r>
+        <w:rPr>
+          <w:rFonts w:ascii="Times New Roman" w:eastAsia="Times New Roman" w:hAnsi="Times New Roman" w:cs="Times New Roman"/>
+          <w:sz w:val="24"/>
+          <w:szCs w:val="24"/>
+        </w:rPr>
+        <w:t>Delete own accounts</w:t>
+      </w:r>
+    </w:p>
+    <w:p>
+      <w:pPr>
+        <w:spacing w:after="0" w:line="240" w:lineRule="auto"/>
+        <w:rPr>
+          <w:rFonts w:ascii="Times New Roman" w:eastAsia="Times New Roman" w:hAnsi="Times New Roman" w:cs="Times New Roman"/>
+          <w:sz w:val="24"/>
+          <w:szCs w:val="24"/>
+        </w:rPr>
+      </w:pPr>
+      <w:r>
+        <w:rPr>
+          <w:rFonts w:ascii="Times New Roman" w:eastAsia="Times New Roman" w:hAnsi="Times New Roman" w:cs="Times New Roman"/>
+          <w:sz w:val="24"/>
+          <w:szCs w:val="24"/>
+        </w:rPr>
+        <w:pict>
+          <v:rect id="_x0000_i1035" style="width:0;height:1.5pt" o:hralign="center" o:hrstd="t" o:hr="t" fillcolor="#a0a0a0" stroked="f"/>
+        </w:pict>
+      </w:r>
+    </w:p>
+    <w:p>
+      <w:pPr>
+        <w:spacing w:before="100" w:beforeAutospacing="1" w:after="100" w:afterAutospacing="1" w:line="240" w:lineRule="auto"/>
+        <w:outlineLvl w:val="0"/>
         <w:rPr>
           <w:rFonts w:ascii="Times New Roman" w:eastAsia="Times New Roman" w:hAnsi="Times New Roman" w:cs="Times New Roman"/>
           <w:b/>
@@ -3596,8 +3610,30 @@
           <w:sz w:val="48"/>
           <w:szCs w:val="48"/>
         </w:rPr>
+      </w:pPr>
+      <w:r>
+        <w:rPr>
+          <w:rFonts w:ascii="Times New Roman" w:eastAsia="Times New Roman" w:hAnsi="Times New Roman" w:cs="Times New Roman"/>
+          <w:b/>
+          <w:bCs/>
+          <w:kern w:val="36"/>
+          <w:sz w:val="48"/>
+          <w:szCs w:val="48"/>
+        </w:rPr>
         <w:lastRenderedPageBreak/>
-        <w:t xml:space="preserve"> PHASE 4 — ADMIN PANEL (Days 11–14)</w:t>
+        <w:t xml:space="preserve"> </w:t>
+      </w:r>
+      <w:r>
+        <w:rPr>
+          <w:rFonts w:ascii="Times New Roman" w:eastAsia="Times New Roman" w:hAnsi="Times New Roman" w:cs="Times New Roman"/>
+          <w:b/>
+          <w:bCs/>
+          <w:kern w:val="36"/>
+          <w:sz w:val="48"/>
+          <w:szCs w:val="48"/>
+          <w:highlight w:val="green"/>
+        </w:rPr>
+        <w:t>PHASE 4 — ADMIN PANEL (Days 11–14)</w:t>
       </w:r>
     </w:p>
     <w:p>
@@ -3619,6 +3655,7 @@
           <w:bCs/>
           <w:sz w:val="27"/>
           <w:szCs w:val="27"/>
+          <w:highlight w:val="green"/>
         </w:rPr>
         <w:t>Step 4.1 — Admin Employee Management UI</w:t>
       </w:r>
@@ -3768,6 +3805,7 @@
           <w:bCs/>
           <w:sz w:val="27"/>
           <w:szCs w:val="27"/>
+          <w:highlight w:val="green"/>
         </w:rPr>
         <w:t>Step 4.2 — Admin Platform Account Monitoring</w:t>
       </w:r>
@@ -4101,9 +4139,12 @@
           <w:bCs/>
           <w:sz w:val="27"/>
           <w:szCs w:val="27"/>
+          <w:highlight w:val="green"/>
         </w:rPr>
         <w:t>Step 4.3 — Admin Task &amp; Keyword Management</w:t>
       </w:r>
+      <w:bookmarkStart w:id="0" w:name="_GoBack"/>
+      <w:bookmarkEnd w:id="0"/>
     </w:p>
     <w:p>
       <w:pPr>
